--- a/SWIFT-CSCF/CSW-SWIFT-CSCF-Compliance-Report.docx
+++ b/SWIFT-CSCF/CSW-SWIFT-CSCF-Compliance-Report.docx
@@ -171,6 +171,62 @@
     </w:p>
     <w:bookmarkEnd w:id="11"/>
     <w:bookmarkStart w:id="12" w:name="executive-summary"/>
+    <w:p>
+      <w:pPr>
+        <w:pStyle w:val="Heading2"/>
+      </w:pPr>
+      <w:r>
+        <w:t>How to read the coverage words</w:t>
+      </w:r>
+    </w:p>
+    <w:p>
+      <w:pPr/>
+      <w:r>
+        <w:rPr>
+          <w:b/>
+        </w:rPr>
+        <w:t>Full Coverage</w:t>
+      </w:r>
+      <w:r>
+        <w:t xml:space="preserve"> on the older reports means Secure Workload can produce that row's artifact. It does not mean the control is met.</w:t>
+      </w:r>
+    </w:p>
+    <w:p>
+      <w:pPr/>
+      <w:r>
+        <w:rPr>
+          <w:b/>
+        </w:rPr>
+        <w:t>Partial Coverage</w:t>
+      </w:r>
+      <w:r>
+        <w:t xml:space="preserve"> means file that export next to another control.</w:t>
+      </w:r>
+    </w:p>
+    <w:p>
+      <w:pPr/>
+      <w:r>
+        <w:rPr>
+          <w:b/>
+        </w:rPr>
+        <w:t>Evidence Required</w:t>
+      </w:r>
+      <w:r>
+        <w:t xml:space="preserve"> means Secure Workload has no record. The customer files the contract, the analysis, or the HR or physical-security evidence.</w:t>
+      </w:r>
+    </w:p>
+    <w:p>
+      <w:pPr/>
+      <w:r>
+        <w:rPr>
+          <w:b/>
+        </w:rPr>
+        <w:t>Direct, Supporting, and Out of scope</w:t>
+      </w:r>
+      <w:r>
+        <w:t xml:space="preserve"> on the newer reports are the same idea in different words. Direct is still evidence, not a pass.</w:t>
+      </w:r>
+    </w:p>
     <w:p>
       <w:pPr>
         <w:pStyle w:val="Heading2"/>

--- a/SWIFT-CSCF/CSW-SWIFT-CSCF-Compliance-Report.docx
+++ b/SWIFT-CSCF/CSW-SWIFT-CSCF-Compliance-Report.docx
@@ -10,7 +10,7 @@
         <w:t xml:space="preserve">Cisco Secure Workload - SWIFT CSCF Compliance Report</w:t>
       </w:r>
     </w:p>
-    <w:bookmarkStart w:id="22" w:name="Xc20f12bcffde27bb96df984c51a7bc82514919b"/>
+    <w:bookmarkStart w:id="23" w:name="Xc20f12bcffde27bb96df984c51a7bc82514919b"/>
     <w:p>
       <w:pPr>
         <w:pStyle w:val="Heading1"/>
@@ -170,63 +170,103 @@
       </w:r>
     </w:p>
     <w:bookmarkEnd w:id="11"/>
-    <w:bookmarkStart w:id="12" w:name="executive-summary"/>
+    <w:bookmarkStart w:id="12" w:name="how-to-read-the-coverage-column"/>
     <w:p>
       <w:pPr>
         <w:pStyle w:val="Heading2"/>
       </w:pPr>
       <w:r>
-        <w:t>How to read the coverage words</w:t>
-      </w:r>
-    </w:p>
-    <w:p>
-      <w:pPr/>
+        <w:t xml:space="preserve">How to read the Coverage column</w:t>
+      </w:r>
+    </w:p>
+    <w:p>
+      <w:pPr>
+        <w:pStyle w:val="FirstParagraph"/>
+      </w:pPr>
+      <w:r>
+        <w:t xml:space="preserve">Every report in this set uses the same three coverage words. Coverage describes</w:t>
+      </w:r>
+      <w:r>
+        <w:t xml:space="preserve"> </w:t>
+      </w:r>
       <w:r>
         <w:rPr>
           <w:b/>
+          <w:bCs/>
         </w:rPr>
-        <w:t>Full Coverage</w:t>
-      </w:r>
-      <w:r>
-        <w:t xml:space="preserve"> on the older reports means Secure Workload can produce that row's artifact. It does not mean the control is met.</w:t>
-      </w:r>
-    </w:p>
-    <w:p>
-      <w:pPr/>
+        <w:t xml:space="preserve">what evidence CSW produces</w:t>
+      </w:r>
+      <w:r>
+        <w:t xml:space="preserve"> </w:t>
+      </w:r>
+      <w:r>
+        <w:t xml:space="preserve">for a topic — it never means the control is passed.</w:t>
+      </w:r>
+    </w:p>
+    <w:p>
+      <w:pPr>
+        <w:pStyle w:val="BodyText"/>
+      </w:pPr>
       <w:r>
         <w:rPr>
           <w:b/>
+          <w:bCs/>
         </w:rPr>
-        <w:t>Partial Coverage</w:t>
-      </w:r>
-      <w:r>
-        <w:t xml:space="preserve"> means file that export next to another control.</w:t>
-      </w:r>
-    </w:p>
-    <w:p>
-      <w:pPr/>
+        <w:t xml:space="preserve">Direct</w:t>
+      </w:r>
+      <w:r>
+        <w:t xml:space="preserve"> </w:t>
+      </w:r>
+      <w:r>
+        <w:t xml:space="preserve">— Secure Workload produces the primary evidence artifact for that topic (segmentation, policy, flow/process telemetry, inventory, vulnerability + reachability, forensic reconstruction). Direct is still evidence, not an attestation.</w:t>
+      </w:r>
+    </w:p>
+    <w:p>
+      <w:pPr>
+        <w:pStyle w:val="BodyText"/>
+      </w:pPr>
       <w:r>
         <w:rPr>
           <w:b/>
+          <w:bCs/>
         </w:rPr>
-        <w:t>Evidence Required</w:t>
-      </w:r>
-      <w:r>
-        <w:t xml:space="preserve"> means Secure Workload has no record. The customer files the contract, the analysis, or the HR or physical-security evidence.</w:t>
-      </w:r>
-    </w:p>
-    <w:p>
-      <w:pPr/>
+        <w:t xml:space="preserve">Supporting</w:t>
+      </w:r>
+      <w:r>
+        <w:t xml:space="preserve"> </w:t>
+      </w:r>
+      <w:r>
+        <w:t xml:space="preserve">— Secure Workload contributes an input that feeds or complements another control, tool, or process (e.g. detection input only, reconciled against an external register, one log source among several).</w:t>
+      </w:r>
+    </w:p>
+    <w:p>
+      <w:pPr>
+        <w:pStyle w:val="BodyText"/>
+      </w:pPr>
       <w:r>
         <w:rPr>
           <w:b/>
+          <w:bCs/>
         </w:rPr>
-        <w:t>Direct, Supporting, and Out of scope</w:t>
-      </w:r>
-      <w:r>
-        <w:t xml:space="preserve"> on the newer reports are the same idea in different words. Direct is still evidence, not a pass.</w:t>
-      </w:r>
-    </w:p>
+        <w:t xml:space="preserve">Evidence Required</w:t>
+      </w:r>
+      <w:r>
+        <w:t xml:space="preserve"> </w:t>
+      </w:r>
+      <w:r>
+        <w:t xml:space="preserve">— Secure Workload has no record for this topic. The customer supplies the contract, the analysis, or the HR / physical-security evidence from another control.</w:t>
+      </w:r>
+    </w:p>
+    <w:p>
+      <w:pPr>
+        <w:pStyle w:val="BlockText"/>
+      </w:pPr>
+      <w:r>
+        <w:t xml:space="preserve">The Coverage ratings in the topic map below are machine-derived from each row’s wording and are flagged for SE review before customer use.</w:t>
+      </w:r>
+    </w:p>
+    <w:bookmarkEnd w:id="12"/>
+    <w:bookmarkStart w:id="13" w:name="executive-summary"/>
     <w:p>
       <w:pPr>
         <w:pStyle w:val="Heading2"/>
@@ -287,8 +327,8 @@
         <w:t xml:space="preserve">a control attestation.</w:t>
       </w:r>
     </w:p>
-    <w:bookmarkEnd w:id="12"/>
-    <w:bookmarkStart w:id="13" w:name="suggested-csw-scope-pattern"/>
+    <w:bookmarkEnd w:id="13"/>
+    <w:bookmarkStart w:id="14" w:name="suggested-csw-scope-pattern"/>
     <w:p>
       <w:pPr>
         <w:pStyle w:val="Heading2"/>
@@ -361,8 +401,8 @@
         <w:t xml:space="preserve">This scope pattern should be validated with the customer’s architecture, application owners, compliance team, and assessor before it is used for formal evidence.</w:t>
       </w:r>
     </w:p>
-    <w:bookmarkEnd w:id="13"/>
-    <w:bookmarkStart w:id="14" w:name="in-scope-for-csw-evidence"/>
+    <w:bookmarkEnd w:id="14"/>
+    <w:bookmarkStart w:id="15" w:name="in-scope-for-csw-evidence"/>
     <w:p>
       <w:pPr>
         <w:pStyle w:val="Heading2"/>
@@ -431,8 +471,8 @@
         <w:t xml:space="preserve">6.x Detect Anomalous Activity (continuous flow + process telemetry)</w:t>
       </w:r>
     </w:p>
-    <w:bookmarkEnd w:id="14"/>
-    <w:bookmarkStart w:id="15" w:name="Xaed999129ed4b1f11f99b5af2968248bad86dd6"/>
+    <w:bookmarkEnd w:id="15"/>
+    <w:bookmarkStart w:id="16" w:name="Xaed999129ed4b1f11f99b5af2968248bad86dd6"/>
     <w:p>
       <w:pPr>
         <w:pStyle w:val="Heading2"/>
@@ -513,8 +553,8 @@
         <w:t xml:space="preserve">SWIFT CSP attestation submission itself</w:t>
       </w:r>
     </w:p>
-    <w:bookmarkEnd w:id="15"/>
-    <w:bookmarkStart w:id="16" w:name="framework-topic-csw-capability-map"/>
+    <w:bookmarkEnd w:id="16"/>
+    <w:bookmarkStart w:id="17" w:name="framework-topic-csw-capability-map"/>
     <w:p>
       <w:pPr>
         <w:pStyle w:val="Heading2"/>
@@ -529,285 +569,14 @@
         <w:tblW w:type="pct" w:w="5000"/>
         <w:tblLayout w:type="fixed"/>
         <w:tblLook w:firstRow="1" w:lastRow="0" w:firstColumn="0" w:lastColumn="0" w:noHBand="0" w:noVBand="0" w:val="0020"/>
-      </w:tblPr>
-      <w:tblGrid>
-        <w:gridCol w:w="2640"/>
-        <w:gridCol w:w="2640"/>
-        <w:gridCol w:w="2640"/>
-      </w:tblGrid>
-      <w:tr>
-        <w:trPr>
-          <w:tblHeader w:val="on"/>
-        </w:trPr>
-        <w:tc>
-          <w:tcPr/>
-          <w:p>
-            <w:pPr>
-              <w:pStyle w:val="Compact"/>
-            </w:pPr>
-            <w:r>
-              <w:t xml:space="preserve">Framework topic</w:t>
-            </w:r>
-          </w:p>
-        </w:tc>
-        <w:tc>
-          <w:tcPr/>
-          <w:p>
-            <w:pPr>
-              <w:pStyle w:val="Compact"/>
-            </w:pPr>
-            <w:r>
-              <w:t xml:space="preserve">CSW capability</w:t>
-            </w:r>
-          </w:p>
-        </w:tc>
-        <w:tc>
-          <w:tcPr/>
-          <w:p>
-            <w:pPr>
-              <w:pStyle w:val="Compact"/>
-            </w:pPr>
-            <w:r>
-              <w:t xml:space="preserve">Evidence artifact</w:t>
-            </w:r>
-          </w:p>
-        </w:tc>
-      </w:tr>
-      <w:tr>
-        <w:tc>
-          <w:tcPr/>
-          <w:p>
-            <w:pPr>
-              <w:pStyle w:val="Compact"/>
-            </w:pPr>
-            <w:r>
-              <w:t xml:space="preserve">1.1 Secure-zone isolation</w:t>
-            </w:r>
-          </w:p>
-        </w:tc>
-        <w:tc>
-          <w:tcPr/>
-          <w:p>
-            <w:pPr>
-              <w:pStyle w:val="Compact"/>
-            </w:pPr>
-            <w:r>
-              <w:t xml:space="preserve">Policy workspace + default-deny at secure-zone boundary</w:t>
-            </w:r>
-          </w:p>
-        </w:tc>
-        <w:tc>
-          <w:tcPr/>
-          <w:p>
-            <w:pPr>
-              <w:pStyle w:val="Compact"/>
-            </w:pPr>
-            <w:r>
-              <w:t xml:space="preserve">Workspace snapshot showing secure-zone boundary deny rules</w:t>
-            </w:r>
-          </w:p>
-        </w:tc>
-      </w:tr>
-      <w:tr>
-        <w:tc>
-          <w:tcPr/>
-          <w:p>
-            <w:pPr>
-              <w:pStyle w:val="Compact"/>
-            </w:pPr>
-            <w:r>
-              <w:t xml:space="preserve">1.4 Internet access restriction</w:t>
-            </w:r>
-          </w:p>
-        </w:tc>
-        <w:tc>
-          <w:tcPr/>
-          <w:p>
-            <w:pPr>
-              <w:pStyle w:val="Compact"/>
-            </w:pPr>
-            <w:r>
-              <w:t xml:space="preserve">Outbound flow telemetry from secure zone</w:t>
-            </w:r>
-          </w:p>
-        </w:tc>
-        <w:tc>
-          <w:tcPr/>
-          <w:p>
-            <w:pPr>
-              <w:pStyle w:val="Compact"/>
-            </w:pPr>
-            <w:r>
-              <w:t xml:space="preserve">Egress flow report from SWIFT-Secure-Zone</w:t>
-            </w:r>
-          </w:p>
-        </w:tc>
-      </w:tr>
-      <w:tr>
-        <w:tc>
-          <w:tcPr/>
-          <w:p>
-            <w:pPr>
-              <w:pStyle w:val="Compact"/>
-            </w:pPr>
-            <w:r>
-              <w:t xml:space="preserve">2.x System integrity (vulnerability)</w:t>
-            </w:r>
-          </w:p>
-        </w:tc>
-        <w:tc>
-          <w:tcPr/>
-          <w:p>
-            <w:pPr>
-              <w:pStyle w:val="Compact"/>
-            </w:pPr>
-            <w:r>
-              <w:t xml:space="preserve">Reachability-weighted CVE on secure-zone components</w:t>
-            </w:r>
-          </w:p>
-        </w:tc>
-        <w:tc>
-          <w:tcPr/>
-          <w:p>
-            <w:pPr>
-              <w:pStyle w:val="Compact"/>
-            </w:pPr>
-            <w:r>
-              <w:t xml:space="preserve">Prioritised remediation list</w:t>
-            </w:r>
-          </w:p>
-        </w:tc>
-      </w:tr>
-      <w:tr>
-        <w:tc>
-          <w:tcPr/>
-          <w:p>
-            <w:pPr>
-              <w:pStyle w:val="Compact"/>
-            </w:pPr>
-            <w:r>
-              <w:t xml:space="preserve">5.x Access controls (workload layer)</w:t>
-            </w:r>
-          </w:p>
-        </w:tc>
-        <w:tc>
-          <w:tcPr/>
-          <w:p>
-            <w:pPr>
-              <w:pStyle w:val="Compact"/>
-            </w:pPr>
-            <w:r>
-              <w:t xml:space="preserve">Policy workspace + enforcement / violation log</w:t>
-            </w:r>
-          </w:p>
-        </w:tc>
-        <w:tc>
-          <w:tcPr/>
-          <w:p>
-            <w:pPr>
-              <w:pStyle w:val="Compact"/>
-            </w:pPr>
-            <w:r>
-              <w:t xml:space="preserve">Workspace snapshot + violation log</w:t>
-            </w:r>
-          </w:p>
-        </w:tc>
-      </w:tr>
-      <w:tr>
-        <w:tc>
-          <w:tcPr/>
-          <w:p>
-            <w:pPr>
-              <w:pStyle w:val="Compact"/>
-            </w:pPr>
-            <w:r>
-              <w:t xml:space="preserve">6.x Anomalous activity detection</w:t>
-            </w:r>
-          </w:p>
-        </w:tc>
-        <w:tc>
-          <w:tcPr/>
-          <w:p>
-            <w:pPr>
-              <w:pStyle w:val="Compact"/>
-            </w:pPr>
-            <w:r>
-              <w:t xml:space="preserve">Continuous flow + process telemetry; alerts</w:t>
-            </w:r>
-          </w:p>
-        </w:tc>
-        <w:tc>
-          <w:tcPr/>
-          <w:p>
-            <w:pPr>
-              <w:pStyle w:val="Compact"/>
-            </w:pPr>
-            <w:r>
-              <w:t xml:space="preserve">Alert and anomaly log scoped to SWIFT-CSCF</w:t>
-            </w:r>
-          </w:p>
-        </w:tc>
-      </w:tr>
-      <w:tr>
-        <w:tc>
-          <w:tcPr/>
-          <w:p>
-            <w:pPr>
-              <w:pStyle w:val="Compact"/>
-            </w:pPr>
-            <w:r>
-              <w:t xml:space="preserve">Operator path evidence</w:t>
-            </w:r>
-          </w:p>
-        </w:tc>
-        <w:tc>
-          <w:tcPr/>
-          <w:p>
-            <w:pPr>
-              <w:pStyle w:val="Compact"/>
-            </w:pPr>
-            <w:r>
-              <w:t xml:space="preserve">Flow telemetry for operator workstations and jump hosts</w:t>
-            </w:r>
-          </w:p>
-        </w:tc>
-        <w:tc>
-          <w:tcPr/>
-          <w:p>
-            <w:pPr>
-              <w:pStyle w:val="Compact"/>
-            </w:pPr>
-            <w:r>
-              <w:t xml:space="preserve">Operator-workstation flow report</w:t>
-            </w:r>
-          </w:p>
-        </w:tc>
-      </w:tr>
-    </w:tbl>
-    <w:bookmarkEnd w:id="16"/>
-    <w:bookmarkStart w:id="17" w:name="evidence-collection-approach"/>
-    <w:p>
-      <w:pPr>
-        <w:pStyle w:val="Heading2"/>
-      </w:pPr>
-      <w:r>
-        <w:t xml:space="preserve">Evidence Collection Approach</w:t>
-      </w:r>
-    </w:p>
-    <w:p>
-      <w:pPr>
-        <w:pStyle w:val="FirstParagraph"/>
-      </w:pPr>
-      <w:r>
-        <w:t xml:space="preserve">The table below describes per-topic evidence collection - what to collect, the CSW source area, and a suggested cadence. The cadence should be tuned to the customer’s audit cycle, regulatory cadence, and risk appetite.</w:t>
-      </w:r>
-    </w:p>
-    <w:tbl>
-      <w:tblPr>
-        <w:tblStyle w:val="Table"/>
-        <w:tblW w:type="pct" w:w="5000"/>
-        <w:tblLayout w:type="fixed"/>
-        <w:tblLook w:firstRow="1" w:lastRow="0" w:firstColumn="0" w:lastColumn="0" w:noHBand="0" w:noVBand="0" w:val="0020"/>
+        <w:tblBorders>
+          <w:top w:val="single" w:sz="4" w:space="0" w:color="BFBFBF"/>
+          <w:left w:val="single" w:sz="4" w:space="0" w:color="BFBFBF"/>
+          <w:bottom w:val="single" w:sz="4" w:space="0" w:color="BFBFBF"/>
+          <w:right w:val="single" w:sz="4" w:space="0" w:color="BFBFBF"/>
+          <w:insideH w:val="single" w:sz="4" w:space="0" w:color="BFBFBF"/>
+          <w:insideV w:val="single" w:sz="4" w:space="0" w:color="BFBFBF"/>
+        </w:tblBorders>
       </w:tblPr>
       <w:tblGrid>
         <w:gridCol w:w="1980"/>
@@ -820,46 +589,70 @@
           <w:tblHeader w:val="on"/>
         </w:trPr>
         <w:tc>
-          <w:tcPr/>
-          <w:p>
-            <w:pPr>
-              <w:pStyle w:val="Compact"/>
-            </w:pPr>
-            <w:r>
-              <w:t xml:space="preserve">Topic</w:t>
-            </w:r>
-          </w:p>
-        </w:tc>
-        <w:tc>
-          <w:tcPr/>
-          <w:p>
-            <w:pPr>
-              <w:pStyle w:val="Compact"/>
-            </w:pPr>
-            <w:r>
-              <w:t xml:space="preserve">What to collect</w:t>
-            </w:r>
-          </w:p>
-        </w:tc>
-        <w:tc>
-          <w:tcPr/>
-          <w:p>
-            <w:pPr>
-              <w:pStyle w:val="Compact"/>
-            </w:pPr>
-            <w:r>
-              <w:t xml:space="preserve">CSW source</w:t>
-            </w:r>
-          </w:p>
-        </w:tc>
-        <w:tc>
-          <w:tcPr/>
-          <w:p>
-            <w:pPr>
-              <w:pStyle w:val="Compact"/>
-            </w:pPr>
-            <w:r>
-              <w:t xml:space="preserve">Suggested cadence</w:t>
+          <w:tcPr>
+            <w:shd w:val="clear" w:color="auto" w:fill="003366"/>
+          </w:tcPr>
+          <w:p>
+            <w:pPr>
+              <w:pStyle w:val="Compact"/>
+            </w:pPr>
+            <w:r>
+              <w:rPr>
+                <w:b/>
+                <w:color w:val="FFFFFF"/>
+              </w:rPr>
+              <w:t xml:space="preserve">Framework topic</w:t>
+            </w:r>
+          </w:p>
+        </w:tc>
+        <w:tc>
+          <w:tcPr>
+            <w:shd w:val="clear" w:color="auto" w:fill="003366"/>
+          </w:tcPr>
+          <w:p>
+            <w:pPr>
+              <w:pStyle w:val="Compact"/>
+            </w:pPr>
+            <w:r>
+              <w:rPr>
+                <w:b/>
+                <w:color w:val="FFFFFF"/>
+              </w:rPr>
+              <w:t xml:space="preserve">Coverage</w:t>
+            </w:r>
+          </w:p>
+        </w:tc>
+        <w:tc>
+          <w:tcPr>
+            <w:shd w:val="clear" w:color="auto" w:fill="003366"/>
+          </w:tcPr>
+          <w:p>
+            <w:pPr>
+              <w:pStyle w:val="Compact"/>
+            </w:pPr>
+            <w:r>
+              <w:rPr>
+                <w:b/>
+                <w:color w:val="FFFFFF"/>
+              </w:rPr>
+              <w:t xml:space="preserve">CSW capability</w:t>
+            </w:r>
+          </w:p>
+        </w:tc>
+        <w:tc>
+          <w:tcPr>
+            <w:shd w:val="clear" w:color="auto" w:fill="003366"/>
+          </w:tcPr>
+          <w:p>
+            <w:pPr>
+              <w:pStyle w:val="Compact"/>
+            </w:pPr>
+            <w:r>
+              <w:rPr>
+                <w:b/>
+                <w:color w:val="FFFFFF"/>
+              </w:rPr>
+              <w:t xml:space="preserve">Evidence artifact</w:t>
             </w:r>
           </w:p>
         </w:tc>
@@ -872,7 +665,24 @@
               <w:pStyle w:val="Compact"/>
             </w:pPr>
             <w:r>
-              <w:t xml:space="preserve">Secure-zone inventory</w:t>
+              <w:t xml:space="preserve">1.1 Secure-zone isolation</w:t>
+            </w:r>
+          </w:p>
+        </w:tc>
+        <w:tc>
+          <w:tcPr>
+            <w:shd w:val="clear" w:color="auto" w:fill="107C41"/>
+          </w:tcPr>
+          <w:p>
+            <w:pPr>
+              <w:pStyle w:val="Compact"/>
+            </w:pPr>
+            <w:r>
+              <w:rPr>
+                <w:b/>
+                <w:color w:val="FFFFFF"/>
+              </w:rPr>
+              <w:t>Direct</w:t>
             </w:r>
           </w:p>
         </w:tc>
@@ -883,7 +693,7 @@
               <w:pStyle w:val="Compact"/>
             </w:pPr>
             <w:r>
-              <w:t xml:space="preserve">Workloads in SWIFT-Secure-Zone</w:t>
+              <w:t xml:space="preserve">Policy workspace + default-deny at secure-zone boundary</w:t>
             </w:r>
           </w:p>
         </w:tc>
@@ -894,64 +704,65 @@
               <w:pStyle w:val="Compact"/>
             </w:pPr>
             <w:r>
-              <w:t xml:space="preserve">Inventory + scope membership export</w:t>
-            </w:r>
-          </w:p>
-        </w:tc>
-        <w:tc>
-          <w:tcPr/>
-          <w:p>
-            <w:pPr>
-              <w:pStyle w:val="Compact"/>
-            </w:pPr>
-            <w:r>
-              <w:t xml:space="preserve">Monthly</w:t>
+              <w:t xml:space="preserve">Workspace snapshot showing secure-zone boundary deny rules</w:t>
             </w:r>
           </w:p>
         </w:tc>
       </w:tr>
       <w:tr>
         <w:tc>
-          <w:tcPr/>
-          <w:p>
-            <w:pPr>
-              <w:pStyle w:val="Compact"/>
-            </w:pPr>
-            <w:r>
-              <w:t xml:space="preserve">Secure-zone boundary evidence</w:t>
-            </w:r>
-          </w:p>
-        </w:tc>
-        <w:tc>
-          <w:tcPr/>
-          <w:p>
-            <w:pPr>
-              <w:pStyle w:val="Compact"/>
-            </w:pPr>
-            <w:r>
-              <w:t xml:space="preserve">Workspace snapshot and policy violation log</w:t>
-            </w:r>
-          </w:p>
-        </w:tc>
-        <w:tc>
-          <w:tcPr/>
-          <w:p>
-            <w:pPr>
-              <w:pStyle w:val="Compact"/>
-            </w:pPr>
-            <w:r>
-              <w:t xml:space="preserve">Policy workspace export + policy analysis output</w:t>
-            </w:r>
-          </w:p>
-        </w:tc>
-        <w:tc>
-          <w:tcPr/>
-          <w:p>
-            <w:pPr>
-              <w:pStyle w:val="Compact"/>
-            </w:pPr>
-            <w:r>
-              <w:t xml:space="preserve">Quarterly + after each change</w:t>
+          <w:tcPr>
+            <w:shd w:val="clear" w:color="auto" w:fill="F2F2F2"/>
+          </w:tcPr>
+          <w:p>
+            <w:pPr>
+              <w:pStyle w:val="Compact"/>
+            </w:pPr>
+            <w:r>
+              <w:t xml:space="preserve">1.4 Internet access restriction</w:t>
+            </w:r>
+          </w:p>
+        </w:tc>
+        <w:tc>
+          <w:tcPr>
+            <w:shd w:val="clear" w:color="auto" w:fill="107C41"/>
+          </w:tcPr>
+          <w:p>
+            <w:pPr>
+              <w:pStyle w:val="Compact"/>
+            </w:pPr>
+            <w:r>
+              <w:rPr>
+                <w:b/>
+                <w:color w:val="FFFFFF"/>
+              </w:rPr>
+              <w:t>Direct</w:t>
+            </w:r>
+          </w:p>
+        </w:tc>
+        <w:tc>
+          <w:tcPr>
+            <w:shd w:val="clear" w:color="auto" w:fill="F2F2F2"/>
+          </w:tcPr>
+          <w:p>
+            <w:pPr>
+              <w:pStyle w:val="Compact"/>
+            </w:pPr>
+            <w:r>
+              <w:t xml:space="preserve">Outbound flow telemetry from secure zone</w:t>
+            </w:r>
+          </w:p>
+        </w:tc>
+        <w:tc>
+          <w:tcPr>
+            <w:shd w:val="clear" w:color="auto" w:fill="F2F2F2"/>
+          </w:tcPr>
+          <w:p>
+            <w:pPr>
+              <w:pStyle w:val="Compact"/>
+            </w:pPr>
+            <w:r>
+              <w:t xml:space="preserve">Egress flow report from SWIFT-Secure-Zone</w:t>
             </w:r>
           </w:p>
         </w:tc>
@@ -964,7 +775,24 @@
               <w:pStyle w:val="Compact"/>
             </w:pPr>
             <w:r>
-              <w:t xml:space="preserve">Internet access restriction evidence</w:t>
+              <w:t xml:space="preserve">2.x System integrity (vulnerability)</w:t>
+            </w:r>
+          </w:p>
+        </w:tc>
+        <w:tc>
+          <w:tcPr>
+            <w:shd w:val="clear" w:color="auto" w:fill="107C41"/>
+          </w:tcPr>
+          <w:p>
+            <w:pPr>
+              <w:pStyle w:val="Compact"/>
+            </w:pPr>
+            <w:r>
+              <w:rPr>
+                <w:b/>
+                <w:color w:val="FFFFFF"/>
+              </w:rPr>
+              <w:t>Direct</w:t>
             </w:r>
           </w:p>
         </w:tc>
@@ -975,7 +803,7 @@
               <w:pStyle w:val="Compact"/>
             </w:pPr>
             <w:r>
-              <w:t xml:space="preserve">Outbound flow from secure zone with destination context</w:t>
+              <w:t xml:space="preserve">Reachability-weighted CVE on secure-zone components</w:t>
             </w:r>
           </w:p>
         </w:tc>
@@ -986,64 +814,65 @@
               <w:pStyle w:val="Compact"/>
             </w:pPr>
             <w:r>
-              <w:t xml:space="preserve">Flow search filtered to SWIFT-Secure-Zone egress</w:t>
-            </w:r>
-          </w:p>
-        </w:tc>
-        <w:tc>
-          <w:tcPr/>
-          <w:p>
-            <w:pPr>
-              <w:pStyle w:val="Compact"/>
-            </w:pPr>
-            <w:r>
-              <w:t xml:space="preserve">Monthly</w:t>
+              <w:t xml:space="preserve">Prioritised remediation list</w:t>
             </w:r>
           </w:p>
         </w:tc>
       </w:tr>
       <w:tr>
         <w:tc>
-          <w:tcPr/>
-          <w:p>
-            <w:pPr>
-              <w:pStyle w:val="Compact"/>
-            </w:pPr>
-            <w:r>
-              <w:t xml:space="preserve">Vulnerability + reachability</w:t>
-            </w:r>
-          </w:p>
-        </w:tc>
-        <w:tc>
-          <w:tcPr/>
-          <w:p>
-            <w:pPr>
-              <w:pStyle w:val="Compact"/>
-            </w:pPr>
-            <w:r>
-              <w:t xml:space="preserve">CVE list weighted by reach into secure-zone components</w:t>
-            </w:r>
-          </w:p>
-        </w:tc>
-        <w:tc>
-          <w:tcPr/>
-          <w:p>
-            <w:pPr>
-              <w:pStyle w:val="Compact"/>
-            </w:pPr>
-            <w:r>
-              <w:t xml:space="preserve">Vulnerability report scoped to SWIFT-CSCF</w:t>
-            </w:r>
-          </w:p>
-        </w:tc>
-        <w:tc>
-          <w:tcPr/>
-          <w:p>
-            <w:pPr>
-              <w:pStyle w:val="Compact"/>
-            </w:pPr>
-            <w:r>
-              <w:t xml:space="preserve">Monthly</w:t>
+          <w:tcPr>
+            <w:shd w:val="clear" w:color="auto" w:fill="F2F2F2"/>
+          </w:tcPr>
+          <w:p>
+            <w:pPr>
+              <w:pStyle w:val="Compact"/>
+            </w:pPr>
+            <w:r>
+              <w:t xml:space="preserve">5.x Access controls (workload layer)</w:t>
+            </w:r>
+          </w:p>
+        </w:tc>
+        <w:tc>
+          <w:tcPr>
+            <w:shd w:val="clear" w:color="auto" w:fill="107C41"/>
+          </w:tcPr>
+          <w:p>
+            <w:pPr>
+              <w:pStyle w:val="Compact"/>
+            </w:pPr>
+            <w:r>
+              <w:rPr>
+                <w:b/>
+                <w:color w:val="FFFFFF"/>
+              </w:rPr>
+              <w:t>Direct</w:t>
+            </w:r>
+          </w:p>
+        </w:tc>
+        <w:tc>
+          <w:tcPr>
+            <w:shd w:val="clear" w:color="auto" w:fill="F2F2F2"/>
+          </w:tcPr>
+          <w:p>
+            <w:pPr>
+              <w:pStyle w:val="Compact"/>
+            </w:pPr>
+            <w:r>
+              <w:t xml:space="preserve">Policy workspace + enforcement / violation log</w:t>
+            </w:r>
+          </w:p>
+        </w:tc>
+        <w:tc>
+          <w:tcPr>
+            <w:shd w:val="clear" w:color="auto" w:fill="F2F2F2"/>
+          </w:tcPr>
+          <w:p>
+            <w:pPr>
+              <w:pStyle w:val="Compact"/>
+            </w:pPr>
+            <w:r>
+              <w:t xml:space="preserve">Workspace snapshot + violation log</w:t>
             </w:r>
           </w:p>
         </w:tc>
@@ -1056,7 +885,24 @@
               <w:pStyle w:val="Compact"/>
             </w:pPr>
             <w:r>
-              <w:t xml:space="preserve">Operator workstation activity</w:t>
+              <w:t xml:space="preserve">6.x Anomalous activity detection</w:t>
+            </w:r>
+          </w:p>
+        </w:tc>
+        <w:tc>
+          <w:tcPr>
+            <w:shd w:val="clear" w:color="auto" w:fill="107C41"/>
+          </w:tcPr>
+          <w:p>
+            <w:pPr>
+              <w:pStyle w:val="Compact"/>
+            </w:pPr>
+            <w:r>
+              <w:rPr>
+                <w:b/>
+                <w:color w:val="FFFFFF"/>
+              </w:rPr>
+              <w:t>Direct</w:t>
             </w:r>
           </w:p>
         </w:tc>
@@ -1067,7 +913,7 @@
               <w:pStyle w:val="Compact"/>
             </w:pPr>
             <w:r>
-              <w:t xml:space="preserve">Operator and jump-host flow telemetry</w:t>
+              <w:t xml:space="preserve">Continuous flow + process telemetry; alerts</w:t>
             </w:r>
           </w:p>
         </w:tc>
@@ -1078,71 +924,485 @@
               <w:pStyle w:val="Compact"/>
             </w:pPr>
             <w:r>
-              <w:t xml:space="preserve">Flow search on Operator-Workstations and Jump-Hosts</w:t>
-            </w:r>
-          </w:p>
-        </w:tc>
-        <w:tc>
-          <w:tcPr/>
-          <w:p>
-            <w:pPr>
-              <w:pStyle w:val="Compact"/>
-            </w:pPr>
-            <w:r>
-              <w:t xml:space="preserve">Continuous; reviewed monthly</w:t>
+              <w:t xml:space="preserve">Alert and anomaly log scoped to SWIFT-CSCF</w:t>
             </w:r>
           </w:p>
         </w:tc>
       </w:tr>
       <w:tr>
         <w:tc>
-          <w:tcPr/>
-          <w:p>
-            <w:pPr>
-              <w:pStyle w:val="Compact"/>
-            </w:pPr>
-            <w:r>
-              <w:t xml:space="preserve">Incident sample</w:t>
-            </w:r>
-          </w:p>
-        </w:tc>
-        <w:tc>
-          <w:tcPr/>
-          <w:p>
-            <w:pPr>
-              <w:pStyle w:val="Compact"/>
-            </w:pPr>
-            <w:r>
-              <w:t xml:space="preserve">Workload-level timeline for one representative incident</w:t>
-            </w:r>
-          </w:p>
-        </w:tc>
-        <w:tc>
-          <w:tcPr/>
-          <w:p>
-            <w:pPr>
-              <w:pStyle w:val="Compact"/>
-            </w:pPr>
-            <w:r>
-              <w:t xml:space="preserve">Flow + process search</w:t>
-            </w:r>
-          </w:p>
-        </w:tc>
-        <w:tc>
-          <w:tcPr/>
-          <w:p>
-            <w:pPr>
-              <w:pStyle w:val="Compact"/>
-            </w:pPr>
-            <w:r>
-              <w:t xml:space="preserve">Per incident</w:t>
+          <w:tcPr>
+            <w:shd w:val="clear" w:color="auto" w:fill="F2F2F2"/>
+          </w:tcPr>
+          <w:p>
+            <w:pPr>
+              <w:pStyle w:val="Compact"/>
+            </w:pPr>
+            <w:r>
+              <w:t xml:space="preserve">Operator path evidence</w:t>
+            </w:r>
+          </w:p>
+        </w:tc>
+        <w:tc>
+          <w:tcPr>
+            <w:shd w:val="clear" w:color="auto" w:fill="107C41"/>
+          </w:tcPr>
+          <w:p>
+            <w:pPr>
+              <w:pStyle w:val="Compact"/>
+            </w:pPr>
+            <w:r>
+              <w:rPr>
+                <w:b/>
+                <w:color w:val="FFFFFF"/>
+              </w:rPr>
+              <w:t>Direct</w:t>
+            </w:r>
+          </w:p>
+        </w:tc>
+        <w:tc>
+          <w:tcPr>
+            <w:shd w:val="clear" w:color="auto" w:fill="F2F2F2"/>
+          </w:tcPr>
+          <w:p>
+            <w:pPr>
+              <w:pStyle w:val="Compact"/>
+            </w:pPr>
+            <w:r>
+              <w:t xml:space="preserve">Flow telemetry for operator workstations and jump hosts</w:t>
+            </w:r>
+          </w:p>
+        </w:tc>
+        <w:tc>
+          <w:tcPr>
+            <w:shd w:val="clear" w:color="auto" w:fill="F2F2F2"/>
+          </w:tcPr>
+          <w:p>
+            <w:pPr>
+              <w:pStyle w:val="Compact"/>
+            </w:pPr>
+            <w:r>
+              <w:t xml:space="preserve">Operator-workstation flow report</w:t>
             </w:r>
           </w:p>
         </w:tc>
       </w:tr>
     </w:tbl>
     <w:bookmarkEnd w:id="17"/>
-    <w:bookmarkStart w:id="18" w:name="pov-workshop-approach"/>
+    <w:bookmarkStart w:id="18" w:name="evidence-collection-approach"/>
+    <w:p>
+      <w:pPr>
+        <w:pStyle w:val="Heading2"/>
+      </w:pPr>
+      <w:r>
+        <w:t xml:space="preserve">Evidence Collection Approach</w:t>
+      </w:r>
+    </w:p>
+    <w:p>
+      <w:pPr>
+        <w:pStyle w:val="FirstParagraph"/>
+      </w:pPr>
+      <w:r>
+        <w:t xml:space="preserve">The table below describes per-topic evidence collection - what to collect, the CSW source area, and a suggested cadence. The cadence should be tuned to the customer’s audit cycle, regulatory cadence, and risk appetite.</w:t>
+      </w:r>
+    </w:p>
+    <w:tbl>
+      <w:tblPr>
+        <w:tblStyle w:val="Table"/>
+        <w:tblW w:type="pct" w:w="5000"/>
+        <w:tblLayout w:type="fixed"/>
+        <w:tblLook w:firstRow="1" w:lastRow="0" w:firstColumn="0" w:lastColumn="0" w:noHBand="0" w:noVBand="0" w:val="0020"/>
+        <w:tblBorders>
+          <w:top w:val="single" w:sz="4" w:space="0" w:color="BFBFBF"/>
+          <w:left w:val="single" w:sz="4" w:space="0" w:color="BFBFBF"/>
+          <w:bottom w:val="single" w:sz="4" w:space="0" w:color="BFBFBF"/>
+          <w:right w:val="single" w:sz="4" w:space="0" w:color="BFBFBF"/>
+          <w:insideH w:val="single" w:sz="4" w:space="0" w:color="BFBFBF"/>
+          <w:insideV w:val="single" w:sz="4" w:space="0" w:color="BFBFBF"/>
+        </w:tblBorders>
+      </w:tblPr>
+      <w:tblGrid>
+        <w:gridCol w:w="1980"/>
+        <w:gridCol w:w="1980"/>
+        <w:gridCol w:w="1980"/>
+        <w:gridCol w:w="1980"/>
+      </w:tblGrid>
+      <w:tr>
+        <w:trPr>
+          <w:tblHeader w:val="on"/>
+        </w:trPr>
+        <w:tc>
+          <w:tcPr>
+            <w:shd w:val="clear" w:color="auto" w:fill="003366"/>
+          </w:tcPr>
+          <w:p>
+            <w:pPr>
+              <w:pStyle w:val="Compact"/>
+            </w:pPr>
+            <w:r>
+              <w:rPr>
+                <w:b/>
+                <w:color w:val="FFFFFF"/>
+              </w:rPr>
+              <w:t xml:space="preserve">Topic</w:t>
+            </w:r>
+          </w:p>
+        </w:tc>
+        <w:tc>
+          <w:tcPr>
+            <w:shd w:val="clear" w:color="auto" w:fill="003366"/>
+          </w:tcPr>
+          <w:p>
+            <w:pPr>
+              <w:pStyle w:val="Compact"/>
+            </w:pPr>
+            <w:r>
+              <w:rPr>
+                <w:b/>
+                <w:color w:val="FFFFFF"/>
+              </w:rPr>
+              <w:t xml:space="preserve">What to collect</w:t>
+            </w:r>
+          </w:p>
+        </w:tc>
+        <w:tc>
+          <w:tcPr>
+            <w:shd w:val="clear" w:color="auto" w:fill="003366"/>
+          </w:tcPr>
+          <w:p>
+            <w:pPr>
+              <w:pStyle w:val="Compact"/>
+            </w:pPr>
+            <w:r>
+              <w:rPr>
+                <w:b/>
+                <w:color w:val="FFFFFF"/>
+              </w:rPr>
+              <w:t xml:space="preserve">CSW source</w:t>
+            </w:r>
+          </w:p>
+        </w:tc>
+        <w:tc>
+          <w:tcPr>
+            <w:shd w:val="clear" w:color="auto" w:fill="003366"/>
+          </w:tcPr>
+          <w:p>
+            <w:pPr>
+              <w:pStyle w:val="Compact"/>
+            </w:pPr>
+            <w:r>
+              <w:rPr>
+                <w:b/>
+                <w:color w:val="FFFFFF"/>
+              </w:rPr>
+              <w:t xml:space="preserve">Suggested cadence</w:t>
+            </w:r>
+          </w:p>
+        </w:tc>
+      </w:tr>
+      <w:tr>
+        <w:tc>
+          <w:tcPr/>
+          <w:p>
+            <w:pPr>
+              <w:pStyle w:val="Compact"/>
+            </w:pPr>
+            <w:r>
+              <w:t xml:space="preserve">Secure-zone inventory</w:t>
+            </w:r>
+          </w:p>
+        </w:tc>
+        <w:tc>
+          <w:tcPr/>
+          <w:p>
+            <w:pPr>
+              <w:pStyle w:val="Compact"/>
+            </w:pPr>
+            <w:r>
+              <w:t xml:space="preserve">Workloads in SWIFT-Secure-Zone</w:t>
+            </w:r>
+          </w:p>
+        </w:tc>
+        <w:tc>
+          <w:tcPr/>
+          <w:p>
+            <w:pPr>
+              <w:pStyle w:val="Compact"/>
+            </w:pPr>
+            <w:r>
+              <w:t xml:space="preserve">Inventory + scope membership export</w:t>
+            </w:r>
+          </w:p>
+        </w:tc>
+        <w:tc>
+          <w:tcPr/>
+          <w:p>
+            <w:pPr>
+              <w:pStyle w:val="Compact"/>
+            </w:pPr>
+            <w:r>
+              <w:t xml:space="preserve">Monthly</w:t>
+            </w:r>
+          </w:p>
+        </w:tc>
+      </w:tr>
+      <w:tr>
+        <w:tc>
+          <w:tcPr>
+            <w:shd w:val="clear" w:color="auto" w:fill="F2F2F2"/>
+          </w:tcPr>
+          <w:p>
+            <w:pPr>
+              <w:pStyle w:val="Compact"/>
+            </w:pPr>
+            <w:r>
+              <w:t xml:space="preserve">Secure-zone boundary evidence</w:t>
+            </w:r>
+          </w:p>
+        </w:tc>
+        <w:tc>
+          <w:tcPr>
+            <w:shd w:val="clear" w:color="auto" w:fill="F2F2F2"/>
+          </w:tcPr>
+          <w:p>
+            <w:pPr>
+              <w:pStyle w:val="Compact"/>
+            </w:pPr>
+            <w:r>
+              <w:t xml:space="preserve">Workspace snapshot and policy violation log</w:t>
+            </w:r>
+          </w:p>
+        </w:tc>
+        <w:tc>
+          <w:tcPr>
+            <w:shd w:val="clear" w:color="auto" w:fill="F2F2F2"/>
+          </w:tcPr>
+          <w:p>
+            <w:pPr>
+              <w:pStyle w:val="Compact"/>
+            </w:pPr>
+            <w:r>
+              <w:t xml:space="preserve">Policy workspace export + policy analysis output</w:t>
+            </w:r>
+          </w:p>
+        </w:tc>
+        <w:tc>
+          <w:tcPr>
+            <w:shd w:val="clear" w:color="auto" w:fill="F2F2F2"/>
+          </w:tcPr>
+          <w:p>
+            <w:pPr>
+              <w:pStyle w:val="Compact"/>
+            </w:pPr>
+            <w:r>
+              <w:t xml:space="preserve">Quarterly + after each change</w:t>
+            </w:r>
+          </w:p>
+        </w:tc>
+      </w:tr>
+      <w:tr>
+        <w:tc>
+          <w:tcPr/>
+          <w:p>
+            <w:pPr>
+              <w:pStyle w:val="Compact"/>
+            </w:pPr>
+            <w:r>
+              <w:t xml:space="preserve">Internet access restriction evidence</w:t>
+            </w:r>
+          </w:p>
+        </w:tc>
+        <w:tc>
+          <w:tcPr/>
+          <w:p>
+            <w:pPr>
+              <w:pStyle w:val="Compact"/>
+            </w:pPr>
+            <w:r>
+              <w:t xml:space="preserve">Outbound flow from secure zone with destination context</w:t>
+            </w:r>
+          </w:p>
+        </w:tc>
+        <w:tc>
+          <w:tcPr/>
+          <w:p>
+            <w:pPr>
+              <w:pStyle w:val="Compact"/>
+            </w:pPr>
+            <w:r>
+              <w:t xml:space="preserve">Flow search filtered to SWIFT-Secure-Zone egress</w:t>
+            </w:r>
+          </w:p>
+        </w:tc>
+        <w:tc>
+          <w:tcPr/>
+          <w:p>
+            <w:pPr>
+              <w:pStyle w:val="Compact"/>
+            </w:pPr>
+            <w:r>
+              <w:t xml:space="preserve">Monthly</w:t>
+            </w:r>
+          </w:p>
+        </w:tc>
+      </w:tr>
+      <w:tr>
+        <w:tc>
+          <w:tcPr>
+            <w:shd w:val="clear" w:color="auto" w:fill="F2F2F2"/>
+          </w:tcPr>
+          <w:p>
+            <w:pPr>
+              <w:pStyle w:val="Compact"/>
+            </w:pPr>
+            <w:r>
+              <w:t xml:space="preserve">Vulnerability + reachability</w:t>
+            </w:r>
+          </w:p>
+        </w:tc>
+        <w:tc>
+          <w:tcPr>
+            <w:shd w:val="clear" w:color="auto" w:fill="F2F2F2"/>
+          </w:tcPr>
+          <w:p>
+            <w:pPr>
+              <w:pStyle w:val="Compact"/>
+            </w:pPr>
+            <w:r>
+              <w:t xml:space="preserve">CVE list weighted by reach into secure-zone components</w:t>
+            </w:r>
+          </w:p>
+        </w:tc>
+        <w:tc>
+          <w:tcPr>
+            <w:shd w:val="clear" w:color="auto" w:fill="F2F2F2"/>
+          </w:tcPr>
+          <w:p>
+            <w:pPr>
+              <w:pStyle w:val="Compact"/>
+            </w:pPr>
+            <w:r>
+              <w:t xml:space="preserve">Vulnerability report scoped to SWIFT-CSCF</w:t>
+            </w:r>
+          </w:p>
+        </w:tc>
+        <w:tc>
+          <w:tcPr>
+            <w:shd w:val="clear" w:color="auto" w:fill="F2F2F2"/>
+          </w:tcPr>
+          <w:p>
+            <w:pPr>
+              <w:pStyle w:val="Compact"/>
+            </w:pPr>
+            <w:r>
+              <w:t xml:space="preserve">Monthly</w:t>
+            </w:r>
+          </w:p>
+        </w:tc>
+      </w:tr>
+      <w:tr>
+        <w:tc>
+          <w:tcPr/>
+          <w:p>
+            <w:pPr>
+              <w:pStyle w:val="Compact"/>
+            </w:pPr>
+            <w:r>
+              <w:t xml:space="preserve">Operator workstation activity</w:t>
+            </w:r>
+          </w:p>
+        </w:tc>
+        <w:tc>
+          <w:tcPr/>
+          <w:p>
+            <w:pPr>
+              <w:pStyle w:val="Compact"/>
+            </w:pPr>
+            <w:r>
+              <w:t xml:space="preserve">Operator and jump-host flow telemetry</w:t>
+            </w:r>
+          </w:p>
+        </w:tc>
+        <w:tc>
+          <w:tcPr/>
+          <w:p>
+            <w:pPr>
+              <w:pStyle w:val="Compact"/>
+            </w:pPr>
+            <w:r>
+              <w:t xml:space="preserve">Flow search on Operator-Workstations and Jump-Hosts</w:t>
+            </w:r>
+          </w:p>
+        </w:tc>
+        <w:tc>
+          <w:tcPr/>
+          <w:p>
+            <w:pPr>
+              <w:pStyle w:val="Compact"/>
+            </w:pPr>
+            <w:r>
+              <w:t xml:space="preserve">Continuous; reviewed monthly</w:t>
+            </w:r>
+          </w:p>
+        </w:tc>
+      </w:tr>
+      <w:tr>
+        <w:tc>
+          <w:tcPr>
+            <w:shd w:val="clear" w:color="auto" w:fill="F2F2F2"/>
+          </w:tcPr>
+          <w:p>
+            <w:pPr>
+              <w:pStyle w:val="Compact"/>
+            </w:pPr>
+            <w:r>
+              <w:t xml:space="preserve">Incident sample</w:t>
+            </w:r>
+          </w:p>
+        </w:tc>
+        <w:tc>
+          <w:tcPr>
+            <w:shd w:val="clear" w:color="auto" w:fill="F2F2F2"/>
+          </w:tcPr>
+          <w:p>
+            <w:pPr>
+              <w:pStyle w:val="Compact"/>
+            </w:pPr>
+            <w:r>
+              <w:t xml:space="preserve">Workload-level timeline for one representative incident</w:t>
+            </w:r>
+          </w:p>
+        </w:tc>
+        <w:tc>
+          <w:tcPr>
+            <w:shd w:val="clear" w:color="auto" w:fill="F2F2F2"/>
+          </w:tcPr>
+          <w:p>
+            <w:pPr>
+              <w:pStyle w:val="Compact"/>
+            </w:pPr>
+            <w:r>
+              <w:t xml:space="preserve">Flow + process search</w:t>
+            </w:r>
+          </w:p>
+        </w:tc>
+        <w:tc>
+          <w:tcPr>
+            <w:shd w:val="clear" w:color="auto" w:fill="F2F2F2"/>
+          </w:tcPr>
+          <w:p>
+            <w:pPr>
+              <w:pStyle w:val="Compact"/>
+            </w:pPr>
+            <w:r>
+              <w:t xml:space="preserve">Per incident</w:t>
+            </w:r>
+          </w:p>
+        </w:tc>
+      </w:tr>
+    </w:tbl>
+    <w:bookmarkEnd w:id="18"/>
+    <w:bookmarkStart w:id="19" w:name="pov-workshop-approach"/>
     <w:p>
       <w:pPr>
         <w:pStyle w:val="Heading2"/>
@@ -1304,8 +1564,8 @@
         <w:t xml:space="preserve">Package inventory, scope, flows, policy, exceptions, and known gaps as the evidence output. Cross-reference this report’s evidence collection table with the customer’s existing audit work-papers.</w:t>
       </w:r>
     </w:p>
-    <w:bookmarkEnd w:id="18"/>
-    <w:bookmarkStart w:id="19" w:name="boundaries-and-complementary-controls"/>
+    <w:bookmarkEnd w:id="19"/>
+    <w:bookmarkStart w:id="20" w:name="boundaries-and-complementary-controls"/>
     <w:p>
       <w:pPr>
         <w:pStyle w:val="Heading2"/>
@@ -1322,8 +1582,8 @@
         <w:t xml:space="preserve">CSW does not replace the SWIFT CSP attestation, the messaging interface itself, SWIFT-specific application controls (logging, message integrity, operator authentication), physical security of the SWIFT environment, or the operator credential lifecycle.</w:t>
       </w:r>
     </w:p>
-    <w:bookmarkEnd w:id="19"/>
-    <w:bookmarkStart w:id="20" w:name="assessor-auditor-caveat"/>
+    <w:bookmarkEnd w:id="20"/>
+    <w:bookmarkStart w:id="21" w:name="assessor-auditor-caveat"/>
     <w:p>
       <w:pPr>
         <w:pStyle w:val="Heading2"/>
@@ -1340,8 +1600,8 @@
         <w:t xml:space="preserve">CSW provides technical evidence inputs. The customer’s qualified assessor, auditor, certifying body, or regulator determines compliance status. Validate all framework-topic mappings, control IDs, paragraph references, and section numbers in this report against the current official framework text. If the customer is being assessed against a version other than the one referenced in the framework version note above, revalidate before use.</w:t>
       </w:r>
     </w:p>
-    <w:bookmarkEnd w:id="20"/>
-    <w:bookmarkStart w:id="21" w:name="disclaimer"/>
+    <w:bookmarkEnd w:id="21"/>
+    <w:bookmarkStart w:id="22" w:name="disclaimer"/>
     <w:p>
       <w:pPr>
         <w:pStyle w:val="Heading2"/>
@@ -1358,8 +1618,8 @@
         <w:t xml:space="preserve">This report is for informational and planning purposes. It is not legal, regulatory, audit, or certification advice. Validate all mappings against the current official framework text, the customer’s environment, and qualified compliance, legal, and audit professionals.</w:t>
       </w:r>
     </w:p>
-    <w:bookmarkEnd w:id="21"/>
     <w:bookmarkEnd w:id="22"/>
+    <w:bookmarkEnd w:id="23"/>
     <w:sectPr>
       <w:footnotePr>
         <w:numRestart w:val="eachSect"/>

--- a/SWIFT-CSCF/CSW-SWIFT-CSCF-Compliance-Report.docx
+++ b/SWIFT-CSCF/CSW-SWIFT-CSCF-Compliance-Report.docx
@@ -150,13 +150,13 @@
         <w:t xml:space="preserve"> </w:t>
       </w:r>
       <w:r>
-        <w:t xml:space="preserve">they produce. The technical runbook (</w:t>
+        <w:t xml:space="preserve">they produce. The reference design (</w:t>
       </w:r>
       <w:r>
         <w:rPr>
           <w:rStyle w:val="VerbatimChar"/>
         </w:rPr>
-        <w:t xml:space="preserve">CSW-SWIFT-CSCF-Technical-Runbook.md</w:t>
+        <w:t xml:space="preserve">CSW-SWIFT-CSCF-Technical-Reference design.md</w:t>
       </w:r>
       <w:r>
         <w:t xml:space="preserve">) in this folder contains the deeper engineering detail.</w:t>
